--- a/deliverables/TMHCC_Media_Combined_QA_Report.docx
+++ b/deliverables/TMHCC_Media_Combined_QA_Report.docx
@@ -342,7 +342,7 @@
           <w:i w:val="0"/>
           <w:sz w:val="20"/>
         </w:rPr>
-        <w:t>TMHCC_Media_Combined_0526_FINAL_amended.docx – new wording with a two-column, fully hyperlinked table of contents and page numbers added to the footer throughout (branding otherwise unchanged).</w:t>
+        <w:t>TMHCC_Media_Combined_0526_FINAL_amended.docx – new wording with a live, auto-updating Word table of contents field (accurate page numbers and clickable hyperlinks), page numbers added to the footer throughout, the Section 15 CyberGuard™ wording restyled to match the document and the stray “Section 16” / “Information Technology Section” references corrected (branding otherwise unchanged).</w:t>
       </w:r>
     </w:p>
     <w:p>
@@ -759,7 +759,7 @@
           <w:i w:val="0"/>
           <w:sz w:val="20"/>
         </w:rPr>
-        <w:t>The new wording’s existing table-of-contents page references were left unchanged; navigation is via the added hyperlinks. Footer page numbers reflect the amended pagination.</w:t>
+        <w:t>The new wording now uses a live, auto-updating Word table-of-contents field; page numbers are calculated by the field and by the footer, so both stay accurate when the document is updated.</w:t>
       </w:r>
     </w:p>
     <w:p>
@@ -775,7 +775,7 @@
           <w:color w:val="009CE5"/>
           <w:sz w:val="30"/>
         </w:rPr>
-        <w:t>REVIEWER NOTES – ITEMS FOR UNDERWRITING / LEGAL SIGN-OFF</w:t>
+        <w:t>REVIEWER NOTES – CORRECTIONS MADE AND ITEMS FOR SIGN-OFF</w:t>
       </w:r>
     </w:p>
     <w:p>
@@ -790,7 +790,7 @@
           <w:i w:val="0"/>
           <w:sz w:val="20"/>
         </w:rPr>
-        <w:t>The Insuring Agreement and Policy Exclusions refer to a “Section 16”, but no Section 16 appears in the body of the 0526 wording – confirm whether one is intended.</w:t>
+        <w:t>CORRECTED: references to a non-existent “Section 16” (Insuring Agreement, General Conditions and Policy Exclusions) have been amended to read Sections 13/14/15. This arose from deleting the old Section 4 (Information Technology) after the three new Sections had been numbered.</w:t>
       </w:r>
     </w:p>
     <w:p>
@@ -805,7 +805,7 @@
           <w:i w:val="0"/>
           <w:sz w:val="20"/>
         </w:rPr>
-        <w:t>Some General Exclusions (Northern Ireland, Pollution, Terrorism) still reference the now-removed “Information Technology Section” – recommend tidying the cross-references.</w:t>
+        <w:t>CORRECTED: stale references to the removed standalone “Information Technology Section” have been taken out of the conditions and exclusions; the IT cover and its conditions now sit within the Business “All Risks” Section (Section 1), which is already listed in those clauses.</w:t>
       </w:r>
     </w:p>
     <w:p>
@@ -820,7 +820,7 @@
           <w:i w:val="0"/>
           <w:sz w:val="20"/>
         </w:rPr>
-        <w:t>The Section 15 (CyberGuard™) wording is appended in a different style and is not integrated into the heading / contents hierarchy of the new wording – confirm final pagination and cross-references.</w:t>
+        <w:t>CORRECTED: the Section 15 (CyberGuard™) wording has been restyled to match the rest of the document (section title, headings and two-column layout) and now appears in the live contents.</w:t>
       </w:r>
     </w:p>
     <w:p>
@@ -835,7 +835,7 @@
           <w:i w:val="0"/>
           <w:sz w:val="20"/>
         </w:rPr>
-        <w:t>Minor typographical / OCR artefacts in the Conduct of Claims and Duty to Defend clauses – recommend a proofreading pass before external issue.</w:t>
+        <w:t>CORRECTED: the contents is now a live Word table-of-contents field with accurate page numbers and clickable hyperlinks, replacing the previous static list.</w:t>
       </w:r>
     </w:p>
     <w:p>
@@ -850,7 +850,7 @@
           <w:i w:val="0"/>
           <w:sz w:val="20"/>
         </w:rPr>
-        <w:t>Confirm whether the IT-specific “Data Storage” condition precedent from the former IT Section is intended to carry across to Section 1.</w:t>
+        <w:t>OPEN: minor typographical / OCR artefacts remain in a few clauses (e.g. Conduct of Claims, Duty to Defend) – recommend a final proofreading pass before external issue.</w:t>
       </w:r>
     </w:p>
     <w:p>
@@ -865,7 +865,22 @@
           <w:i w:val="0"/>
           <w:sz w:val="20"/>
         </w:rPr>
-        <w:t>Because the table of contents now sits on its own page, the printed page references in the contents list may differ from the live footer page numbers – the hyperlinks navigate correctly regardless; the printed references can be regenerated on request.</w:t>
+        <w:t>OPEN: confirm whether the IT-specific “Data Storage” condition precedent from the former IT Section should be reproduced within Section 1.</w:t>
+      </w:r>
+    </w:p>
+    <w:p>
+      <w:pPr>
+        <w:pStyle w:val="ListBullet"/>
+        <w:spacing w:after="40"/>
+      </w:pPr>
+      <w:r>
+        <w:rPr>
+          <w:rFonts w:ascii="Arial" w:hAnsi="Arial" w:cs="Arial"/>
+          <w:b w:val="0"/>
+          <w:i w:val="0"/>
+          <w:sz w:val="20"/>
+        </w:rPr>
+        <w:t>OPEN: some internal applicability lists still use the former name “Production Property” for Section 2 (now titled “Property &amp; Equipment”) – recommend aligning the naming.</w:t>
       </w:r>
     </w:p>
     <w:p>
